--- a/published/ai-organizations/01_organizational_systems/02_agents/study-guides/02_agents-practice_quiz.docx
+++ b/published/ai-organizations/01_organizational_systems/02_agents/study-guides/02_agents-practice_quiz.docx
@@ -4,7 +4,12 @@
   <w:body>
     <w:p>
       <w:r>
-        <w:t>Practice Quiz: Agents</w:t>
+        <w:t>Practice Quiz: Organizational Systems — Module 02: Agents</w:t>
+      </w:r>
+    </w:p>
+    <w:p>
+      <w:r>
+        <w:t>Name : _ _ _  Date : _ _ _</w:t>
       </w:r>
     </w:p>
     <w:p>
@@ -14,98 +19,99 @@
     </w:p>
     <w:p>
       <w:r>
-        <w:t>What is the primary role of Agents in Active Inference?</w:t>
+        <w:t>Under Active Inference, what makes an organization an agent ?   A) It has employees who think</w:t>
         <w:br/>
-        <w:t>A) To maximize reward</w:t>
+        <w:t>B) It maintains a generative model, has preferred states, acts, and learns</w:t>
         <w:br/>
-        <w:t>B) To minimize variational free energy</w:t>
+        <w:t>C) It has a legal corporate charter</w:t>
         <w:br/>
-        <w:t>C) To increase entropy</w:t>
-        <w:br/>
-        <w:t>D) To eliminate the Markov Blanket</w:t>
+        <w:t>D) It has a CEO who makes decisions</w:t>
       </w:r>
     </w:p>
     <w:p>
       <w:r>
-        <w:t>In Organizations, Agents is best described as:</w:t>
+        <w:t>Organizational agency is best described as:   A) The CEO's personal vision</w:t>
         <w:br/>
-        <w:t>A) A static property</w:t>
+        <w:t>B) An emergent property of coordinated individual agents with aligned models</w:t>
         <w:br/>
-        <w:t>B) A dynamic process</w:t>
+        <w:t>C) A metaphor with no formal basis</w:t>
         <w:br/>
-        <w:t>C) An external state</w:t>
-        <w:br/>
-        <w:t>D) A random variable</w:t>
+        <w:t>D) Identical to individual human agency</w:t>
       </w:r>
     </w:p>
     <w:p>
       <w:r>
-        <w:t>Which mathematical quantity is most central to Agents?</w:t>
+        <w:t>What role do incentives play in the Active Inference framework for organizations?   A) They increase employee satisfaction</w:t>
         <w:br/>
-        <w:t>A) The Lagrangian</w:t>
+        <w:t>B) They function as precision allocators, determining which signals agents attend to</w:t>
         <w:br/>
-        <w:t>B) The expected free energy</w:t>
+        <w:t>C) They eliminate prediction error</w:t>
         <w:br/>
-        <w:t>C) The surprisal</w:t>
-        <w:br/>
-        <w:t>D) The precision</w:t>
+        <w:t>D) They replace the organizational generative model</w:t>
       </w:r>
     </w:p>
     <w:p>
       <w:r>
-        <w:t>How does Agents relate to the concept of the Generative Model?</w:t>
+        <w:t>The Wells Fargo cross-selling scandal is an example of:   A) Effective organizational agency</w:t>
         <w:br/>
-        <w:t>A) It is separate from the model</w:t>
+        <w:t>B) Local free energy minimization misaligned with global firm-level goals</w:t>
         <w:br/>
-        <w:t>B) It is a component of the model</w:t>
+        <w:t>C) Too much organizational learning</w:t>
         <w:br/>
-        <w:t>C) It destroys the model</w:t>
-        <w:br/>
-        <w:t>D) It is only relevant for the environment</w:t>
+        <w:t>D) Successful incentive design</w:t>
       </w:r>
     </w:p>
     <w:p>
       <w:r>
-        <w:t>A failure in Agents would likely result in:</w:t>
+        <w:t>Roles in an organization serve to:   A) Create rigid hierarchies</w:t>
         <w:br/>
-        <w:t>A) Perfect prediction</w:t>
+        <w:t>B) Partition the organizational inference task — each role specializes in sensing, modeling, or acting on a subset of the environment</w:t>
         <w:br/>
-        <w:t>B) Generalized surprise</w:t>
+        <w:t>C) Eliminate the need for communication</w:t>
         <w:br/>
-        <w:t>C) Immediate death of the agent</w:t>
-        <w:br/>
-        <w:t>D) Zero entropy</w:t>
+        <w:t>D) Centralize all decision-making</w:t>
       </w:r>
     </w:p>
     <w:p>
       <w:r>
-        <w:t>Which scale is most relevant for analyzing Agents in this course?</w:t>
+        <w:t>Groupthink in Active Inference terms is best understood as:   A) Too many agents in the system</w:t>
         <w:br/>
-        <w:t>A) Quantum</w:t>
+        <w:t>B) Excessive precision on prior beliefs, causing the organization to ignore disconfirming evidence</w:t>
         <w:br/>
-        <w:t>B) Neural</w:t>
+        <w:t>C) Insufficient hierarchy</w:t>
         <w:br/>
-        <w:t>C) Social</w:t>
-        <w:br/>
-        <w:t>D) All of the above</w:t>
+        <w:t>D) Maximizing free energy</w:t>
       </w:r>
     </w:p>
     <w:p>
       <w:r>
-        <w:t>Agents connects directly to which other component?</w:t>
+        <w:t>Which of the following would MOST likely indicate a "fragmented agent"?   A) Clear organizational goals aligned across all departments</w:t>
         <w:br/>
-        <w:t>A) The step before it</w:t>
+        <w:t>B) Regular strategic review and belief updating</w:t>
         <w:br/>
-        <w:t>B) The step after it</w:t>
+        <w:t>C) Subunits pursuing contradictory KPIs with no mechanism for resolution</w:t>
         <w:br/>
-        <w:t>C) Both A and B</w:t>
-        <w:br/>
-        <w:t>D) None of the above</w:t>
+        <w:t>D) A well-defined Markov blanket</w:t>
       </w:r>
     </w:p>
     <w:p>
       <w:r>
-        <w:t>Part B: Short Answer</w:t>
+        <w:t>Part B: Short Analysis</w:t>
+      </w:r>
+    </w:p>
+    <w:p>
+      <w:r>
+        <w:t>A technology startup with 15 employees has remarkably coherent organizational agency — every employee shares the same mental model of the market, and decisions are made rapidly. As the company grows to 500 employees, this coherence degrades. Using the concept of distributed agency and the challenges of maintaining alignment across nested levels, explain why growth threatens organizational agency and propose two structural solutions.</w:t>
+      </w:r>
+    </w:p>
+    <w:p>
+      <w:r>
+        <w:t>Consider a hospital. Identify four distinct roles (e.g., surgeon, nurse, administrator, patient liaison) and describe each one's inference specialization — what it senses, what model it maintains, and what actions it takes. Then identify a scenario where misalignment between these specialized agents leads to a negative patient outcome.</w:t>
+      </w:r>
+    </w:p>
+    <w:p>
+      <w:r>
+        <w:t>Your company's board of directors wants to adopt a new corporate purpose: "We exist to minimize the free energy of our customers." Translate this statement into concrete organizational implications — what would change about the company's preferred states, sensing mechanisms, and action priorities? Is this a coherent organizational purpose, or does it contain hidden contradictions?</w:t>
       </w:r>
     </w:p>
     <w:sectPr>
